--- a/documents/课程设计参与度评估.docx
+++ b/documents/课程设计参与度评估.docx
@@ -3465,6 +3465,7 @@
                 <w:szCs w:val="24"/>
               </w:rPr>
             </w:pPr>
+            <w:bookmarkStart w:id="10" w:name="_Hlk229389597"/>
             <w:r>
               <w:rPr>
                 <w:rFonts w:ascii="仿宋" w:eastAsia="仿宋" w:hAnsi="仿宋" w:cs="Calibri"/>
@@ -3957,6 +3958,262 @@
                 <mc:Fallback>
                   <w:pict>
                     <v:shape w14:anchorId="6CB70CFB" id="_x0000_s1044" type="#_x0000_t202" style="position:absolute;margin-left:-.45pt;margin-top:17.35pt;width:443.15pt;height:220.1pt;z-index:251686912;visibility:visible;mso-wrap-style:square;mso-width-percent:0;mso-height-percent:0;mso-wrap-distance-left:9pt;mso-wrap-distance-top:3.6pt;mso-wrap-distance-right:9pt;mso-wrap-distance-bottom:3.6pt;mso-position-horizontal:absolute;mso-position-horizontal-relative:text;mso-position-vertical:absolute;mso-position-vertical-relative:text;mso-width-percent:0;mso-height-percent:0;mso-width-relative:margin;mso-height-relative:margin;v-text-anchor:top" o:gfxdata="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">
+                      <v:textbox>
+                        <w:txbxContent>
+                          <w:p>
+                            <w:pPr>
+                              <w:rPr>
+                                <w:lang w:val="en-US" w:eastAsia="zh-CN"/>
+                              </w:rPr>
+                            </w:pPr>
+                          </w:p>
+                        </w:txbxContent>
+                      </v:textbox>
+                      <w10:wrap type="square"/>
+                    </v:shape>
+                  </w:pict>
+                </mc:Fallback>
+              </mc:AlternateContent>
+            </w:r>
+          </w:p>
+        </w:tc>
+      </w:tr>
+      <w:bookmarkEnd w:id="10"/>
+    </w:tbl>
+    <w:p>
+      <w:pPr>
+        <w:tabs>
+          <w:tab w:val="left" w:pos="1800"/>
+        </w:tabs>
+        <w:rPr>
+          <w:rFonts w:ascii="仿宋" w:eastAsia="仿宋" w:hAnsi="仿宋" w:cs="Calibri"/>
+          <w:sz w:val="24"/>
+          <w:szCs w:val="24"/>
+          <w:lang w:eastAsia="zh-CN"/>
+        </w:rPr>
+      </w:pPr>
+    </w:p>
+    <w:tbl>
+      <w:tblPr>
+        <w:tblStyle w:val="a3"/>
+        <w:tblW w:w="9026" w:type="dxa"/>
+        <w:tblBorders>
+          <w:top w:val="none" w:sz="0" w:space="0" w:color="auto"/>
+          <w:left w:val="none" w:sz="0" w:space="0" w:color="auto"/>
+          <w:bottom w:val="none" w:sz="0" w:space="0" w:color="auto"/>
+          <w:right w:val="none" w:sz="0" w:space="0" w:color="auto"/>
+          <w:insideH w:val="none" w:sz="0" w:space="0" w:color="auto"/>
+          <w:insideV w:val="none" w:sz="0" w:space="0" w:color="auto"/>
+        </w:tblBorders>
+        <w:tblLook w:val="04A0" w:firstRow="1" w:lastRow="0" w:firstColumn="1" w:lastColumn="0" w:noHBand="0" w:noVBand="1"/>
+      </w:tblPr>
+      <w:tblGrid>
+        <w:gridCol w:w="9026"/>
+      </w:tblGrid>
+      <w:tr>
+        <w:tc>
+          <w:tcPr>
+            <w:tcW w:w="9026" w:type="dxa"/>
+          </w:tcPr>
+          <w:p>
+            <w:pPr>
+              <w:rPr>
+                <w:rFonts w:ascii="仿宋" w:eastAsia="仿宋" w:hAnsi="仿宋" w:cs="Calibri"/>
+                <w:sz w:val="24"/>
+                <w:szCs w:val="24"/>
+                <w:lang w:eastAsia="zh-CN"/>
+              </w:rPr>
+            </w:pPr>
+            <w:r>
+              <w:rPr>
+                <w:rFonts w:ascii="仿宋" w:eastAsia="仿宋" w:hAnsi="仿宋" w:cs="Calibri" w:hint="eastAsia"/>
+                <w:sz w:val="24"/>
+                <w:szCs w:val="24"/>
+                <w:lang w:eastAsia="zh-CN"/>
+              </w:rPr>
+              <w:lastRenderedPageBreak/>
+              <w:t>对于课程的建议</w:t>
+            </w:r>
+            <w:r>
+              <w:rPr>
+                <w:rFonts w:ascii="仿宋" w:eastAsia="仿宋" w:hAnsi="仿宋" w:cs="Calibri" w:hint="eastAsia"/>
+                <w:sz w:val="24"/>
+                <w:szCs w:val="24"/>
+                <w:lang w:eastAsia="zh-CN"/>
+              </w:rPr>
+              <w:t>：</w:t>
+            </w:r>
+          </w:p>
+          <w:p>
+            <w:pPr>
+              <w:rPr>
+                <w:rFonts w:ascii="仿宋" w:eastAsia="仿宋" w:hAnsi="仿宋" w:cs="Calibri"/>
+                <w:sz w:val="24"/>
+                <w:szCs w:val="24"/>
+                <w:lang w:eastAsia="zh-CN"/>
+              </w:rPr>
+            </w:pPr>
+            <w:r>
+              <w:rPr>
+                <w:rFonts w:ascii="仿宋" w:eastAsia="仿宋" w:hAnsi="仿宋" w:cs="Calibri" w:hint="eastAsia"/>
+                <w:sz w:val="24"/>
+                <w:szCs w:val="24"/>
+                <w:lang w:eastAsia="zh-CN"/>
+              </w:rPr>
+              <w:t>你</w:t>
+            </w:r>
+            <w:r>
+              <w:rPr>
+                <w:rFonts w:ascii="仿宋" w:eastAsia="仿宋" w:hAnsi="仿宋" w:cs="Calibri" w:hint="eastAsia"/>
+                <w:sz w:val="24"/>
+                <w:szCs w:val="24"/>
+                <w:lang w:eastAsia="zh-CN"/>
+              </w:rPr>
+              <w:t>觉得</w:t>
+            </w:r>
+            <w:r>
+              <w:rPr>
+                <w:rFonts w:ascii="仿宋" w:eastAsia="仿宋" w:hAnsi="仿宋" w:cs="Calibri" w:hint="eastAsia"/>
+                <w:sz w:val="24"/>
+                <w:szCs w:val="24"/>
+                <w:lang w:eastAsia="zh-CN"/>
+              </w:rPr>
+              <w:t>课程</w:t>
+            </w:r>
+            <w:r>
+              <w:rPr>
+                <w:rFonts w:ascii="仿宋" w:eastAsia="仿宋" w:hAnsi="仿宋" w:cs="Calibri" w:hint="eastAsia"/>
+                <w:sz w:val="24"/>
+                <w:szCs w:val="24"/>
+                <w:lang w:eastAsia="zh-CN"/>
+              </w:rPr>
+              <w:t>哪些方面不太好，需要改进调整？（欢迎大家狠狠拍砖）</w:t>
+            </w:r>
+          </w:p>
+          <w:p>
+            <w:pPr>
+              <w:rPr>
+                <w:rFonts w:ascii="仿宋" w:eastAsia="仿宋" w:hAnsi="仿宋" w:cs="Calibri" w:hint="eastAsia"/>
+                <w:sz w:val="24"/>
+                <w:szCs w:val="24"/>
+                <w:lang w:eastAsia="zh-CN"/>
+              </w:rPr>
+            </w:pPr>
+            <w:r>
+              <w:rPr>
+                <w:rFonts w:ascii="仿宋" w:eastAsia="仿宋" w:hAnsi="仿宋" w:cs="Calibri" w:hint="eastAsia"/>
+                <w:sz w:val="24"/>
+                <w:szCs w:val="24"/>
+                <w:lang w:eastAsia="zh-CN"/>
+              </w:rPr>
+              <w:t>你觉得哪些方面比较有收获，需要</w:t>
+            </w:r>
+            <w:r>
+              <w:rPr>
+                <w:rFonts w:ascii="仿宋" w:eastAsia="仿宋" w:hAnsi="仿宋" w:cs="Calibri" w:hint="eastAsia"/>
+                <w:sz w:val="24"/>
+                <w:szCs w:val="24"/>
+                <w:lang w:eastAsia="zh-CN"/>
+              </w:rPr>
+              <w:t>继续保持？</w:t>
+            </w:r>
+          </w:p>
+        </w:tc>
+      </w:tr>
+      <w:tr>
+        <w:tc>
+          <w:tcPr>
+            <w:tcW w:w="9026" w:type="dxa"/>
+          </w:tcPr>
+          <w:p>
+            <w:pPr>
+              <w:rPr>
+                <w:rFonts w:ascii="仿宋" w:eastAsia="仿宋" w:hAnsi="仿宋" w:cs="Calibri"/>
+                <w:sz w:val="24"/>
+                <w:szCs w:val="24"/>
+                <w:lang w:eastAsia="zh-CN"/>
+              </w:rPr>
+            </w:pPr>
+            <w:r>
+              <w:rPr>
+                <w:rFonts w:ascii="仿宋" w:eastAsia="仿宋" w:hAnsi="仿宋" w:cs="Calibri"/>
+                <w:noProof/>
+                <w:sz w:val="24"/>
+                <w:szCs w:val="24"/>
+              </w:rPr>
+              <mc:AlternateContent>
+                <mc:Choice Requires="wps">
+                  <w:drawing>
+                    <wp:anchor distT="45720" distB="45720" distL="114300" distR="114300" simplePos="0" relativeHeight="251696128" behindDoc="0" locked="0" layoutInCell="1" allowOverlap="1" wp14:anchorId="7B4FF169" wp14:editId="2545CAC6">
+                      <wp:simplePos x="0" y="0"/>
+                      <wp:positionH relativeFrom="column">
+                        <wp:posOffset>-5715</wp:posOffset>
+                      </wp:positionH>
+                      <wp:positionV relativeFrom="paragraph">
+                        <wp:posOffset>215900</wp:posOffset>
+                      </wp:positionV>
+                      <wp:extent cx="5628005" cy="7556500"/>
+                      <wp:effectExtent l="0" t="0" r="10795" b="12700"/>
+                      <wp:wrapSquare wrapText="bothSides"/>
+                      <wp:docPr id="1456371356" name="Text Box 2"/>
+                      <wp:cNvGraphicFramePr>
+                        <a:graphicFrameLocks xmlns:a="http://schemas.openxmlformats.org/drawingml/2006/main"/>
+                      </wp:cNvGraphicFramePr>
+                      <a:graphic xmlns:a="http://schemas.openxmlformats.org/drawingml/2006/main">
+                        <a:graphicData uri="http://schemas.microsoft.com/office/word/2010/wordprocessingShape">
+                          <wps:wsp>
+                            <wps:cNvSpPr txBox="1">
+                              <a:spLocks noChangeArrowheads="1"/>
+                            </wps:cNvSpPr>
+                            <wps:spPr bwMode="auto">
+                              <a:xfrm>
+                                <a:off x="0" y="0"/>
+                                <a:ext cx="5628005" cy="7556500"/>
+                              </a:xfrm>
+                              <a:prstGeom prst="rect">
+                                <a:avLst/>
+                              </a:prstGeom>
+                              <a:solidFill>
+                                <a:srgbClr val="FFFFFF"/>
+                              </a:solidFill>
+                              <a:ln w="9525">
+                                <a:solidFill>
+                                  <a:srgbClr val="000000"/>
+                                </a:solidFill>
+                                <a:miter lim="800000"/>
+                                <a:headEnd/>
+                                <a:tailEnd/>
+                              </a:ln>
+                            </wps:spPr>
+                            <wps:txbx>
+                              <w:txbxContent>
+                                <w:p>
+                                  <w:pPr>
+                                    <w:rPr>
+                                      <w:lang w:val="en-US" w:eastAsia="zh-CN"/>
+                                    </w:rPr>
+                                  </w:pPr>
+                                </w:p>
+                              </w:txbxContent>
+                            </wps:txbx>
+                            <wps:bodyPr rot="0" vert="horz" wrap="square" lIns="91440" tIns="45720" rIns="91440" bIns="45720" anchor="t" anchorCtr="0">
+                              <a:noAutofit/>
+                            </wps:bodyPr>
+                          </wps:wsp>
+                        </a:graphicData>
+                      </a:graphic>
+                      <wp14:sizeRelH relativeFrom="margin">
+                        <wp14:pctWidth>0</wp14:pctWidth>
+                      </wp14:sizeRelH>
+                      <wp14:sizeRelV relativeFrom="margin">
+                        <wp14:pctHeight>0</wp14:pctHeight>
+                      </wp14:sizeRelV>
+                    </wp:anchor>
+                  </w:drawing>
+                </mc:Choice>
+                <mc:Fallback>
+                  <w:pict>
+                    <v:shape w14:anchorId="7B4FF169" id="_x0000_s1045" type="#_x0000_t202" style="position:absolute;margin-left:-.45pt;margin-top:17pt;width:443.15pt;height:595pt;z-index:251696128;visibility:visible;mso-wrap-style:square;mso-width-percent:0;mso-height-percent:0;mso-wrap-distance-left:9pt;mso-wrap-distance-top:3.6pt;mso-wrap-distance-right:9pt;mso-wrap-distance-bottom:3.6pt;mso-position-horizontal:absolute;mso-position-horizontal-relative:text;mso-position-vertical:absolute;mso-position-vertical-relative:text;mso-width-percent:0;mso-height-percent:0;mso-width-relative:margin;mso-height-relative:margin;v-text-anchor:top" o:gfxdata="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">
                       <v:textbox>
                         <w:txbxContent>
                           <w:p>
@@ -4474,7 +4731,7 @@
   <w:style w:type="paragraph" w:default="1" w:styleId="a">
     <w:name w:val="Normal"/>
     <w:qFormat/>
-    <w:rsid w:val="00F27D89"/>
+    <w:rsid w:val="00F94C78"/>
   </w:style>
   <w:style w:type="character" w:default="1" w:styleId="a0">
     <w:name w:val="Default Paragraph Font"/>

--- a/documents/课程设计参与度评估.docx
+++ b/documents/课程设计参与度评估.docx
@@ -10,7 +10,7 @@
         <w:spacing w:after="0" w:line="240" w:lineRule="auto"/>
         <w:jc w:val="center"/>
         <w:rPr>
-          <w:rFonts w:ascii="仿宋" w:eastAsia="仿宋" w:hAnsi="仿宋" w:cs="Calibri" w:hint="eastAsia"/>
+          <w:rFonts w:ascii="仿宋" w:eastAsia="仿宋" w:hAnsi="仿宋" w:cs="Calibri"/>
           <w:b/>
           <w:bCs/>
           <w:color w:val="333333"/>
@@ -246,7 +246,7 @@
           <w:bCs/>
           <w:color w:val="000000"/>
           <w:sz w:val="28"/>
-          <w:lang w:bidi="ar-SA"/>
+          <w:lang w:eastAsia="zh-CN" w:bidi="ar-SA"/>
         </w:rPr>
       </w:pPr>
       <w:bookmarkStart w:id="0" w:name="OLE_LINK13"/>
@@ -270,7 +270,7 @@
           <w:bCs/>
           <w:color w:val="000000"/>
           <w:sz w:val="28"/>
-          <w:lang w:bidi="ar-SA"/>
+          <w:lang w:eastAsia="zh-CN" w:bidi="ar-SA"/>
         </w:rPr>
         <w:t>:</w:t>
       </w:r>
@@ -290,7 +290,7 @@
           <w:color w:val="000000"/>
           <w:sz w:val="24"/>
           <w:szCs w:val="24"/>
-          <w:lang w:bidi="ar-SA"/>
+          <w:lang w:eastAsia="zh-CN" w:bidi="ar-SA"/>
         </w:rPr>
       </w:pPr>
     </w:p>
@@ -305,7 +305,7 @@
           <w:color w:val="000000"/>
           <w:sz w:val="24"/>
           <w:szCs w:val="24"/>
-          <w:lang w:bidi="ar-SA"/>
+          <w:lang w:eastAsia="zh-CN" w:bidi="ar-SA"/>
         </w:rPr>
       </w:pPr>
     </w:p>
@@ -320,7 +320,7 @@
           <w:color w:val="000000"/>
           <w:sz w:val="24"/>
           <w:szCs w:val="24"/>
-          <w:lang w:bidi="ar-SA"/>
+          <w:lang w:eastAsia="zh-CN" w:bidi="ar-SA"/>
         </w:rPr>
       </w:pPr>
       <w:r>
@@ -433,7 +433,7 @@
           <w:bCs/>
           <w:color w:val="000000"/>
           <w:sz w:val="28"/>
-          <w:lang w:bidi="ar-SA"/>
+          <w:lang w:eastAsia="zh-CN" w:bidi="ar-SA"/>
         </w:rPr>
       </w:pPr>
       <w:bookmarkStart w:id="2" w:name="OLE_LINK15"/>
@@ -481,7 +481,7 @@
           <w:bCs/>
           <w:color w:val="000000"/>
           <w:sz w:val="28"/>
-          <w:lang w:bidi="ar-SA"/>
+          <w:lang w:eastAsia="zh-CN" w:bidi="ar-SA"/>
         </w:rPr>
         <w:t>:</w:t>
       </w:r>
@@ -500,7 +500,7 @@
           <w:bCs/>
           <w:color w:val="000000"/>
           <w:sz w:val="28"/>
-          <w:lang w:bidi="ar-SA"/>
+          <w:lang w:eastAsia="zh-CN" w:bidi="ar-SA"/>
         </w:rPr>
       </w:pPr>
     </w:p>
@@ -516,7 +516,7 @@
           <w:bCs/>
           <w:color w:val="000000"/>
           <w:sz w:val="28"/>
-          <w:lang w:bidi="ar-SA"/>
+          <w:lang w:eastAsia="zh-CN" w:bidi="ar-SA"/>
         </w:rPr>
       </w:pPr>
     </w:p>
@@ -532,7 +532,7 @@
           <w:bCs/>
           <w:color w:val="000000"/>
           <w:sz w:val="28"/>
-          <w:lang w:bidi="ar-SA"/>
+          <w:lang w:eastAsia="zh-CN" w:bidi="ar-SA"/>
         </w:rPr>
       </w:pPr>
       <w:r>
@@ -1775,7 +1775,7 @@
                     </wp:anchor>
                   </w:drawing>
                 </mc:Choice>
-                <mc:Fallback xmlns:w16du="http://schemas.microsoft.com/office/word/2023/wordml/word16du" xmlns:w16sdtfl="http://schemas.microsoft.com/office/word/2024/wordml/sdtformatlock">
+                <mc:Fallback xmlns:w16sdtfl="http://schemas.microsoft.com/office/word/2024/wordml/sdtformatlock" xmlns:w16du="http://schemas.microsoft.com/office/word/2023/wordml/word16du">
                   <w:pict>
                     <v:shape w14:anchorId="03B3A731" id="_x0000_s1027" type="#_x0000_t202" style="position:absolute;margin-left:186.9pt;margin-top:1.8pt;width:64.25pt;height:17.7pt;z-index:251661312;visibility:visible;mso-wrap-style:square;mso-width-percent:0;mso-height-percent:0;mso-wrap-distance-left:9pt;mso-wrap-distance-top:3.6pt;mso-wrap-distance-right:9pt;mso-wrap-distance-bottom:3.6pt;mso-position-horizontal:absolute;mso-position-horizontal-relative:text;mso-position-vertical:absolute;mso-position-vertical-relative:text;mso-width-percent:0;mso-height-percent:0;mso-width-relative:margin;mso-height-relative:margin;v-text-anchor:top" o:gfxdata="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">
                       <v:textbox>
@@ -2525,7 +2525,7 @@
                     </wp:anchor>
                   </w:drawing>
                 </mc:Choice>
-                <mc:Fallback xmlns:w16du="http://schemas.microsoft.com/office/word/2023/wordml/word16du" xmlns:w16sdtfl="http://schemas.microsoft.com/office/word/2024/wordml/sdtformatlock">
+                <mc:Fallback xmlns:w16sdtfl="http://schemas.microsoft.com/office/word/2024/wordml/sdtformatlock" xmlns:w16du="http://schemas.microsoft.com/office/word/2023/wordml/word16du">
                   <w:pict>
                     <v:shape w14:anchorId="567F1E29" id="Text Box 20" o:spid="_x0000_s1032" type="#_x0000_t202" style="position:absolute;margin-left:44.65pt;margin-top:2.8pt;width:218.65pt;height:17.7pt;z-index:251670528;visibility:visible;mso-wrap-style:square;mso-width-percent:0;mso-height-percent:0;mso-wrap-distance-left:9pt;mso-wrap-distance-top:3.6pt;mso-wrap-distance-right:9pt;mso-wrap-distance-bottom:3.6pt;mso-position-horizontal:absolute;mso-position-horizontal-relative:text;mso-position-vertical:absolute;mso-position-vertical-relative:text;mso-width-percent:0;mso-height-percent:0;mso-width-relative:margin;mso-height-relative:margin;v-text-anchor:top" o:gfxdata="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">
                       <v:textbox inset=",1mm,,.5mm">
@@ -3115,7 +3115,7 @@
                     </wp:anchor>
                   </w:drawing>
                 </mc:Choice>
-                <mc:Fallback xmlns:w16du="http://schemas.microsoft.com/office/word/2023/wordml/word16du" xmlns:w16sdtfl="http://schemas.microsoft.com/office/word/2024/wordml/sdtformatlock">
+                <mc:Fallback xmlns:w16sdtfl="http://schemas.microsoft.com/office/word/2024/wordml/sdtformatlock" xmlns:w16du="http://schemas.microsoft.com/office/word/2023/wordml/word16du">
                   <w:pict>
                     <v:shape w14:anchorId="48B1EB43" id="Text Box 24" o:spid="_x0000_s1036" type="#_x0000_t202" style="position:absolute;margin-left:44.65pt;margin-top:2.8pt;width:218.65pt;height:17.7pt;z-index:251675648;visibility:visible;mso-wrap-style:square;mso-width-percent:0;mso-height-percent:0;mso-wrap-distance-left:9pt;mso-wrap-distance-top:3.6pt;mso-wrap-distance-right:9pt;mso-wrap-distance-bottom:3.6pt;mso-position-horizontal:absolute;mso-position-horizontal-relative:text;mso-position-vertical:absolute;mso-position-vertical-relative:text;mso-width-percent:0;mso-height-percent:0;mso-width-relative:margin;mso-height-relative:margin;v-text-anchor:top" o:gfxdata="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">
                       <v:textbox inset=",.5mm,,.5mm">
@@ -3457,6 +3457,7 @@
             <w:tcW w:w="9026" w:type="dxa"/>
             <w:gridSpan w:val="2"/>
           </w:tcPr>
+          <w:bookmarkStart w:id="10" w:name="_Hlk229389597"/>
           <w:p>
             <w:pPr>
               <w:rPr>
@@ -3465,7 +3466,6 @@
                 <w:szCs w:val="24"/>
               </w:rPr>
             </w:pPr>
-            <w:bookmarkStart w:id="10" w:name="_Hlk229389597"/>
             <w:r>
               <w:rPr>
                 <w:rFonts w:ascii="仿宋" w:eastAsia="仿宋" w:hAnsi="仿宋" w:cs="Calibri"/>
@@ -3673,7 +3673,7 @@
                     </wp:anchor>
                   </w:drawing>
                 </mc:Choice>
-                <mc:Fallback xmlns:w16du="http://schemas.microsoft.com/office/word/2023/wordml/word16du" xmlns:w16sdtfl="http://schemas.microsoft.com/office/word/2024/wordml/sdtformatlock">
+                <mc:Fallback xmlns:w16sdtfl="http://schemas.microsoft.com/office/word/2024/wordml/sdtformatlock" xmlns:w16du="http://schemas.microsoft.com/office/word/2023/wordml/word16du">
                   <w:pict>
                     <v:shape w14:anchorId="671FE95A" id="_x0000_s1040" type="#_x0000_t202" style="position:absolute;margin-left:44.65pt;margin-top:2.8pt;width:218.65pt;height:17.7pt;z-index:251684864;visibility:visible;mso-wrap-style:square;mso-width-percent:0;mso-height-percent:0;mso-wrap-distance-left:9pt;mso-wrap-distance-top:3.6pt;mso-wrap-distance-right:9pt;mso-wrap-distance-bottom:3.6pt;mso-position-horizontal:absolute;mso-position-horizontal-relative:text;mso-position-vertical:absolute;mso-position-vertical-relative:text;mso-width-percent:0;mso-height-percent:0;mso-width-relative:margin;mso-height-relative:margin;v-text-anchor:top" o:gfxdata="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">
                       <v:textbox inset=",.5mm,,.5mm">
@@ -4093,12 +4093,21 @@
           <w:p>
             <w:pPr>
               <w:rPr>
+                <w:rFonts w:ascii="仿宋" w:eastAsia="仿宋" w:hAnsi="仿宋" w:cs="Calibri"/>
+                <w:sz w:val="24"/>
+                <w:szCs w:val="24"/>
+                <w:lang w:eastAsia="zh-CN"/>
+              </w:rPr>
+            </w:pPr>
+            <w:r>
+              <w:rPr>
                 <w:rFonts w:ascii="仿宋" w:eastAsia="仿宋" w:hAnsi="仿宋" w:cs="Calibri" w:hint="eastAsia"/>
                 <w:sz w:val="24"/>
                 <w:szCs w:val="24"/>
                 <w:lang w:eastAsia="zh-CN"/>
               </w:rPr>
-            </w:pPr>
+              <w:t>你觉得哪些方面比较有收获，需要</w:t>
+            </w:r>
             <w:r>
               <w:rPr>
                 <w:rFonts w:ascii="仿宋" w:eastAsia="仿宋" w:hAnsi="仿宋" w:cs="Calibri" w:hint="eastAsia"/>
@@ -4106,7 +4115,7 @@
                 <w:szCs w:val="24"/>
                 <w:lang w:eastAsia="zh-CN"/>
               </w:rPr>
-              <w:t>你觉得哪些方面比较有收获，需要</w:t>
+              <w:t>继续保持？</w:t>
             </w:r>
             <w:r>
               <w:rPr>
@@ -4115,7 +4124,25 @@
                 <w:szCs w:val="24"/>
                 <w:lang w:eastAsia="zh-CN"/>
               </w:rPr>
-              <w:t>继续保持？</w:t>
+              <w:t>（没有</w:t>
+            </w:r>
+            <w:r>
+              <w:rPr>
+                <w:rFonts w:ascii="仿宋" w:eastAsia="仿宋" w:hAnsi="仿宋" w:cs="Calibri" w:hint="eastAsia"/>
+                <w:sz w:val="24"/>
+                <w:szCs w:val="24"/>
+                <w:lang w:eastAsia="zh-CN"/>
+              </w:rPr>
+              <w:t>的话空着就好</w:t>
+            </w:r>
+            <w:r>
+              <w:rPr>
+                <w:rFonts w:ascii="仿宋" w:eastAsia="仿宋" w:hAnsi="仿宋" w:cs="Calibri" w:hint="eastAsia"/>
+                <w:sz w:val="24"/>
+                <w:szCs w:val="24"/>
+                <w:lang w:eastAsia="zh-CN"/>
+              </w:rPr>
+              <w:t>）</w:t>
             </w:r>
           </w:p>
         </w:tc>
@@ -4241,7 +4268,7 @@
           <w:tab w:val="left" w:pos="1800"/>
         </w:tabs>
         <w:rPr>
-          <w:rFonts w:ascii="仿宋" w:eastAsia="仿宋" w:hAnsi="仿宋" w:cs="Calibri" w:hint="eastAsia"/>
+          <w:rFonts w:ascii="仿宋" w:eastAsia="仿宋" w:hAnsi="仿宋" w:cs="Calibri"/>
           <w:sz w:val="24"/>
           <w:szCs w:val="24"/>
           <w:lang w:eastAsia="zh-CN"/>

--- a/documents/课程设计参与度评估.docx
+++ b/documents/课程设计参与度评估.docx
@@ -4032,7 +4032,25 @@
                 <w:lang w:eastAsia="zh-CN"/>
               </w:rPr>
               <w:lastRenderedPageBreak/>
-              <w:t>对于课程的建议</w:t>
+              <w:t>对于课程的</w:t>
+            </w:r>
+            <w:r>
+              <w:rPr>
+                <w:rFonts w:ascii="仿宋" w:eastAsia="仿宋" w:hAnsi="仿宋" w:cs="Calibri" w:hint="eastAsia"/>
+                <w:sz w:val="24"/>
+                <w:szCs w:val="24"/>
+                <w:lang w:eastAsia="zh-CN"/>
+              </w:rPr>
+              <w:t>一点</w:t>
+            </w:r>
+            <w:r>
+              <w:rPr>
+                <w:rFonts w:ascii="仿宋" w:eastAsia="仿宋" w:hAnsi="仿宋" w:cs="Calibri" w:hint="eastAsia"/>
+                <w:sz w:val="24"/>
+                <w:szCs w:val="24"/>
+                <w:lang w:eastAsia="zh-CN"/>
+              </w:rPr>
+              <w:t>建议</w:t>
             </w:r>
             <w:r>
               <w:rPr>
